--- a/docs/feature/profile/3-3-2-update-profile/spec.docx
+++ b/docs/feature/profile/3-3-2-update-profile/spec.docx
@@ -22,7 +22,7 @@
     </w:p>
     <w:p>
       <w:r>
-        <w:t>User bam Save tren form edit profile, hoac chon anh moi trong AvatarUploadModal.</w:t>
+        <w:t>Begins when a signed-in user saves edits to their profile fields on /settings/profile, or selects a new avatar image in the avatar upload dialog.</w:t>
       </w:r>
     </w:p>
     <w:p>
@@ -48,7 +48,7 @@
         <w:t xml:space="preserve">Actors / Roles: </w:t>
       </w:r>
       <w:r>
-        <w:t>User (role USER).</w:t>
+        <w:t>Any authenticated user (role USER); a user updates only their own profile.</w:t>
       </w:r>
     </w:p>
     <w:p>
@@ -65,7 +65,7 @@
         <w:t xml:space="preserve">Purpose: </w:t>
       </w:r>
       <w:r>
-        <w:t>Cho phep User cap nhat fullName, phone, timezone, notificationPreferences, va rieng avatar qua endpoint khac.</w:t>
+        <w:t>Let the user keep their personal information accurate — display name, phone number, timezone, notification preferences — and refresh their avatar.</w:t>
       </w:r>
     </w:p>
     <w:p>
@@ -82,7 +82,7 @@
         <w:t xml:space="preserve">Interface: </w:t>
       </w:r>
       <w:r>
-        <w:t>PUT /api/v1/users/me (Bearer token) va POST /api/v1/users/me/avatar (multipart).</w:t>
+        <w:t>The Profile screen at /settings/profile in edit mode: an editable full-name field, a phone field, a timezone selector, notification-preference toggles, and a Save button. Saving submits a full update of the signed-in user own profile (PUT semantics). The avatar is not part of that form — it is changed through a separate image-upload action opened from the avatar upload dialog.</w:t>
       </w:r>
     </w:p>
     <w:p>
@@ -99,7 +99,7 @@
         <w:t xml:space="preserve">Data Processing: </w:t>
       </w:r>
       <w:r>
-        <w:t>BE set fullName/phone truc tiep tren users; merge timezone/notificationPreferences vao field JSON preferences (chi field duoc gui moi bi ghi de). Avatar upload S3 qua FileStorageService, xoa file cu neu co.</w:t>
+        <w:t>The system loads the user record, writes the submitted full name and phone number, merges the submitted timezone and notification preferences into the stored preferences data (only fields actually submitted are overwritten; fields left out keep their previous values), persists the record, and returns the updated profile. The avatar upload is handled independently: the file is validated, stored in file storage, the previous avatar file is removed when one exists, and the new avatar reference is saved.</w:t>
       </w:r>
     </w:p>
     <w:p>
@@ -113,7 +113,7 @@
     </w:p>
     <w:p>
       <w:r>
-        <w:t>Trang /settings/profile, form edit inline hoac modal; AvatarUploadModal rieng.</w:t>
+        <w:t>Figure — Profile Screen (/settings/profile, edit mode):</w:t>
       </w:r>
     </w:p>
     <w:p>
@@ -124,7 +124,7 @@
         <w:t xml:space="preserve">-  </w:t>
       </w:r>
       <w:r>
-        <w:t>Form: fullName (bat buoc), phone, timezone, notificationPreferences.</w:t>
+        <w:t>Center: the profile card in edit mode — full-name input (required), phone input, timezone selector, notification-preference toggles. Email address and avatar are displayed but are not editable from this form.</w:t>
       </w:r>
     </w:p>
     <w:p>
@@ -135,7 +135,7 @@
         <w:t xml:space="preserve">-  </w:t>
       </w:r>
       <w:r>
-        <w:t>Khong co field email hay avatarUrl trong form update text.</w:t>
+        <w:t>Buttons: Save (primary) — submits the update; Cancel — discards the changes.</w:t>
       </w:r>
     </w:p>
     <w:p>
@@ -146,7 +146,18 @@
         <w:t xml:space="preserve">-  </w:t>
       </w:r>
       <w:r>
-        <w:t>AvatarUploadModal goi rieng POST /me/avatar.</w:t>
+        <w:t>Footer: none.</w:t>
+      </w:r>
+    </w:p>
+    <w:p>
+      <w:pPr>
+        <w:ind w:left="360"/>
+      </w:pPr>
+      <w:r>
+        <w:t xml:space="preserve">-  </w:t>
+      </w:r>
+      <w:r>
+        <w:t>Figure — Avatar Upload Dialog: image file selector and preview of the selected image, with Upload (submits) and Cancel (closes without changes).</w:t>
       </w:r>
     </w:p>
     <w:p>
@@ -171,7 +182,7 @@
         <w:t xml:space="preserve">Input required: </w:t>
       </w:r>
       <w:r>
-        <w:t>fullName (bat buoc), phone/timezone/notificationPreferences (optional) cho PUT /me; file anh cho POST /me/avatar.</w:t>
+        <w:t>fullName. Optional input: phone, timezone, notificationPreferences, and an image file for the avatar upload action.</w:t>
       </w:r>
     </w:p>
     <w:p>
@@ -182,7 +193,7 @@
         <w:t xml:space="preserve">System data: </w:t>
       </w:r>
       <w:r>
-        <w:t>Bang users (fullName, phone, preferences jsonb, avatarUrl).</w:t>
+        <w:t>users (fullName, phone, preferences JSON holding the timezone and notification preferences, avatarUrl).</w:t>
       </w:r>
     </w:p>
     <w:p>
@@ -193,7 +204,7 @@
         <w:t xml:space="preserve">Output: </w:t>
       </w:r>
       <w:r>
-        <w:t>PUT /me: UserProfileResponse day du. POST /me/avatar: {avatarUrl}.</w:t>
+        <w:t>The complete updated profile field set — userId, email, fullName, avatarUrl, phone, role, workspaceId, timezone, notificationPreferences, createdAt; the avatar upload returns the new avatarUrl.</w:t>
       </w:r>
     </w:p>
     <w:p>
@@ -209,7 +220,7 @@
         <w:t xml:space="preserve">BR-01: </w:t>
       </w:r>
       <w:r>
-        <w:t>UpdateProfileRequest khong co field email/avatarUrl -&gt; khong the gui qua endpoint nay (khong phai BE am tham ignore).</w:t>
+        <w:t>The update request carries no email field and no avatar field, so neither can be submitted through this action — this is structural (there is no place to carry them), not a silent discard by the system. Changing the email address is out of scope for this feature.</w:t>
       </w:r>
     </w:p>
     <w:p>
@@ -220,7 +231,7 @@
         <w:t xml:space="preserve">BR-02: </w:t>
       </w:r>
       <w:r>
-        <w:t>Chi field duoc gui (non-null) moi bi ghi de trong preferences JSON; field khong gui giu nguyen.</w:t>
+        <w:t>Only the fields actually submitted (non-empty) are overwritten inside the stored preferences data; fields left out keep their previous values.</w:t>
       </w:r>
     </w:p>
     <w:p>
@@ -231,7 +242,40 @@
         <w:t xml:space="preserve">BR-03: </w:t>
       </w:r>
       <w:r>
-        <w:t>Avatar cu bi xoa tren S3 sau khi upload avatar moi thanh cong.</w:t>
+        <w:t>The avatar upload accepts image files only, up to 5 MB.</w:t>
+      </w:r>
+    </w:p>
+    <w:p>
+      <w:r>
+        <w:rPr>
+          <w:b/>
+        </w:rPr>
+        <w:t xml:space="preserve">BR-04: </w:t>
+      </w:r>
+      <w:r>
+        <w:t>When a new avatar is uploaded successfully, the previous avatar file in file storage is deleted.</w:t>
+      </w:r>
+    </w:p>
+    <w:p>
+      <w:r>
+        <w:rPr>
+          <w:b/>
+        </w:rPr>
+        <w:t xml:space="preserve">BR-05: </w:t>
+      </w:r>
+      <w:r>
+        <w:t>Removing the avatar (setting it to none) is a valid action and results in the default initials avatar, not an error.</w:t>
+      </w:r>
+    </w:p>
+    <w:p>
+      <w:r>
+        <w:rPr>
+          <w:b/>
+        </w:rPr>
+        <w:t xml:space="preserve">BR-06: </w:t>
+      </w:r>
+      <w:r>
+        <w:t>The avatar upload is independent of the profile field update; one failing does not roll back or block the other.</w:t>
       </w:r>
     </w:p>
     <w:p>
@@ -241,17 +285,27 @@
     </w:p>
     <w:p>
       <w:r>
-        <w:t>fullName trong/blank -&gt; 400 VALIDATION_ERROR.</w:t>
+        <w:t>fullName empty or blank -&gt; 400 VALIDATION_ERROR.</w:t>
       </w:r>
     </w:p>
     <w:p>
       <w:r>
-        <w:t>Khong co file -&gt; 400 NO_FILE_PROVIDED; sai content-type (khong phai image/*) -&gt; 400 INVALID_FILE_TYPE; qua 5MB -&gt; 400 FILE_TOO_LARGE; loi doc file (IO) -&gt; 400 UPLOAD_FAILED.</w:t>
+        <w:t>The preferences data cannot be serialized (rare) -&gt; 400 INVALID_REQUEST.</w:t>
       </w:r>
     </w:p>
     <w:p>
       <w:r>
-        <w:t>Loi serialize preferences JSON (hiem) -&gt; 400 INVALID_REQUEST.</w:t>
+        <w:t>Avatar upload: no file provided -&gt; 400 NO_FILE_PROVIDED; the content type is not an image -&gt; 400 INVALID_FILE_TYPE; the file exceeds 5 MB -&gt; 400 FILE_TOO_LARGE; the file cannot be read -&gt; 400 UPLOAD_FAILED.</w:t>
+      </w:r>
+    </w:p>
+    <w:p>
+      <w:r>
+        <w:t>Missing, expired, or invalid access token -&gt; 401 UNAUTHORIZED.</w:t>
+      </w:r>
+    </w:p>
+    <w:p>
+      <w:r>
+        <w:t>The user record no longer exists (theoretical) -&gt; 404 USER_NOT_FOUND.</w:t>
       </w:r>
     </w:p>
     <w:p>
@@ -270,37 +324,42 @@
     </w:p>
     <w:p>
       <w:r>
-        <w:t>1. User sua form, bam Save.</w:t>
+        <w:t>1. The user edits the form on /settings/profile and clicks Save.</w:t>
       </w:r>
     </w:p>
     <w:p>
       <w:r>
-        <w:t>2. FE goi PUT /api/v1/users/me voi fullName + cac field optional da doi.</w:t>
+        <w:t>2. The application submits the changed profile fields.</w:t>
       </w:r>
     </w:p>
     <w:p>
       <w:r>
-        <w:t>3. BE tim User theo id, set fullName/phone, merge preferences JSON.</w:t>
+        <w:t>3. The system loads the user record and writes the submitted full name and phone number.</w:t>
       </w:r>
     </w:p>
     <w:p>
       <w:r>
-        <w:t>4. BE luu DB, tra ve UserProfileResponse day du.</w:t>
+        <w:t>4. The system merges the submitted timezone and notification preferences into the stored preferences data, overwriting only the fields submitted (BR-02).</w:t>
       </w:r>
     </w:p>
     <w:p>
       <w:r>
-        <w:t>5. FE toast thanh cong, cap nhat UI ngay khong reload.</w:t>
+        <w:t>5. The system persists the record and returns the complete updated profile.</w:t>
       </w:r>
     </w:p>
     <w:p>
       <w:r>
-        <w:t>6. (Rieng) User chon anh trong AvatarUploadModal -&gt; FE goi POST /me/avatar multipart.</w:t>
+        <w:t>6. The application shows a success confirmation and refreshes the displayed profile immediately, without a page reload.</w:t>
       </w:r>
     </w:p>
     <w:p>
       <w:r>
-        <w:t>7. BE validate file, upload S3, xoa avatar cu, luu avatarUrl moi, tra ve {avatarUrl}.</w:t>
+        <w:t>7. Separately, the user selects an image in the avatar upload dialog and submits it.</w:t>
+      </w:r>
+    </w:p>
+    <w:p>
+      <w:r>
+        <w:t>8. The system validates the file (BR-03), stores it, deletes the previous avatar file when one exists (BR-04), saves the new avatar reference, and returns the new avatar value.</w:t>
       </w:r>
     </w:p>
     <w:p>
@@ -310,22 +369,32 @@
     </w:p>
     <w:p>
       <w:r>
-        <w:t>fullName rong -&gt; 400 VALIDATION_ERROR.</w:t>
+        <w:t>fullName empty or blank -&gt; 400 VALIDATION_ERROR; the form stays open with the error shown.</w:t>
       </w:r>
     </w:p>
     <w:p>
       <w:r>
-        <w:t>User khong ton tai (ly thuyet) -&gt; 404 USER_NOT_FOUND.</w:t>
+        <w:t>Avatar upload with no file, a non-image type, a file over 5 MB, or an unreadable file -&gt; 400 NO_FILE_PROVIDED / INVALID_FILE_TYPE / FILE_TOO_LARGE / UPLOAD_FAILED.</w:t>
       </w:r>
     </w:p>
     <w:p>
       <w:r>
-        <w:t>Loi serialize preferences -&gt; 400 INVALID_REQUEST.</w:t>
+        <w:t>Preferences data cannot be serialized -&gt; 400 INVALID_REQUEST.</w:t>
       </w:r>
     </w:p>
     <w:p>
       <w:r>
-        <w:t>Avatar: khong co file / sai type / qua 5MB / loi IO -&gt; 400 (ma loi tuong ung).</w:t>
+        <w:t>User record no longer exists -&gt; 404 USER_NOT_FOUND.</w:t>
+      </w:r>
+    </w:p>
+    <w:p>
+      <w:r>
+        <w:t>Missing, expired, or invalid access token -&gt; 401 UNAUTHORIZED.</w:t>
+      </w:r>
+    </w:p>
+    <w:p>
+      <w:r>
+        <w:t>The avatar is removed instead of replaced -&gt; the default initials avatar is shown, with no error (BR-05).</w:t>
       </w:r>
     </w:p>
     <w:p>
@@ -345,7 +414,7 @@
         <w:t xml:space="preserve">-  </w:t>
       </w:r>
       <w:r>
-        <w:t>Thong tin fullName/phone/timezone/notificationPreferences duoc cap nhat dung field da gui.</w:t>
+        <w:t>fullName, phone, timezone, and notificationPreferences hold the submitted values; fields left out of the request keep their previous values.</w:t>
       </w:r>
     </w:p>
     <w:p>
@@ -356,7 +425,18 @@
         <w:t xml:space="preserve">-  </w:t>
       </w:r>
       <w:r>
-        <w:t>avatarUrl duoc cap nhat doc lap qua endpoint rieng, khong lien quan PUT /me.</w:t>
+        <w:t>The avatar reference reflects the most recent successful upload, or the default initials avatar when the avatar was removed.</w:t>
+      </w:r>
+    </w:p>
+    <w:p>
+      <w:pPr>
+        <w:ind w:left="360"/>
+      </w:pPr>
+      <w:r>
+        <w:t xml:space="preserve">-  </w:t>
+      </w:r>
+      <w:r>
+        <w:t>The avatar is stored independently of the profile field update.</w:t>
       </w:r>
     </w:p>
     <w:sectPr>

--- a/docs/feature/profile/3-3-2-update-profile/spec.docx
+++ b/docs/feature/profile/3-3-2-update-profile/spec.docx
@@ -120,9 +120,7 @@
       <w:pPr>
         <w:ind w:left="360"/>
       </w:pPr>
-      <w:r>
-        <w:t xml:space="preserve">-  </w:t>
-      </w:r>
+      <w:r/>
       <w:r>
         <w:t>Center: the profile card in edit mode — full-name input (required), phone input, timezone selector, notification-preference toggles. Email address and avatar are displayed but are not editable from this form.</w:t>
       </w:r>
@@ -131,9 +129,7 @@
       <w:pPr>
         <w:ind w:left="360"/>
       </w:pPr>
-      <w:r>
-        <w:t xml:space="preserve">-  </w:t>
-      </w:r>
+      <w:r/>
       <w:r>
         <w:t>Buttons: Save (primary) — submits the update; Cancel — discards the changes.</w:t>
       </w:r>
@@ -142,9 +138,7 @@
       <w:pPr>
         <w:ind w:left="360"/>
       </w:pPr>
-      <w:r>
-        <w:t xml:space="preserve">-  </w:t>
-      </w:r>
+      <w:r/>
       <w:r>
         <w:t>Footer: none.</w:t>
       </w:r>
@@ -153,9 +147,7 @@
       <w:pPr>
         <w:ind w:left="360"/>
       </w:pPr>
-      <w:r>
-        <w:t xml:space="preserve">-  </w:t>
-      </w:r>
+      <w:r/>
       <w:r>
         <w:t>Figure — Avatar Upload Dialog: image file selector and preview of the selected image, with Upload (submits) and Cancel (closes without changes).</w:t>
       </w:r>
@@ -410,9 +402,7 @@
       <w:pPr>
         <w:ind w:left="360"/>
       </w:pPr>
-      <w:r>
-        <w:t xml:space="preserve">-  </w:t>
-      </w:r>
+      <w:r/>
       <w:r>
         <w:t>fullName, phone, timezone, and notificationPreferences hold the submitted values; fields left out of the request keep their previous values.</w:t>
       </w:r>
@@ -421,9 +411,7 @@
       <w:pPr>
         <w:ind w:left="360"/>
       </w:pPr>
-      <w:r>
-        <w:t xml:space="preserve">-  </w:t>
-      </w:r>
+      <w:r/>
       <w:r>
         <w:t>The avatar reference reflects the most recent successful upload, or the default initials avatar when the avatar was removed.</w:t>
       </w:r>
@@ -432,9 +420,7 @@
       <w:pPr>
         <w:ind w:left="360"/>
       </w:pPr>
-      <w:r>
-        <w:t xml:space="preserve">-  </w:t>
-      </w:r>
+      <w:r/>
       <w:r>
         <w:t>The avatar is stored independently of the profile field update.</w:t>
       </w:r>

--- a/docs/feature/profile/3-3-2-update-profile/spec.docx
+++ b/docs/feature/profile/3-3-2-update-profile/spec.docx
@@ -206,68 +206,32 @@
     </w:p>
     <w:p>
       <w:r>
-        <w:rPr>
-          <w:b/>
-        </w:rPr>
-        <w:t xml:space="preserve">BR-01: </w:t>
-      </w:r>
-      <w:r>
-        <w:t>The update request carries no email field and no avatar field, so neither can be submitted through this action — this is structural (there is no place to carry them), not a silent discard by the system. Changing the email address is out of scope for this feature.</w:t>
+        <w:t>BR-19: The update request carries no email field and no avatar field, so neither can be submitted through this action — this is structural (there is no place to carry them), not a silent discard by the system. Changing the email address is out of scope for this feature.</w:t>
       </w:r>
     </w:p>
     <w:p>
       <w:r>
-        <w:rPr>
-          <w:b/>
-        </w:rPr>
-        <w:t xml:space="preserve">BR-02: </w:t>
-      </w:r>
-      <w:r>
-        <w:t>Only the fields actually submitted (non-empty) are overwritten inside the stored preferences data; fields left out keep their previous values.</w:t>
+        <w:t>Only the fields actually submitted (non-empty) are overwritten inside the stored preferences data; fields left out keep their previous values. (Implementation detail, no dedicated global BR.)</w:t>
       </w:r>
     </w:p>
     <w:p>
       <w:r>
-        <w:rPr>
-          <w:b/>
-        </w:rPr>
-        <w:t xml:space="preserve">BR-03: </w:t>
-      </w:r>
-      <w:r>
-        <w:t>The avatar upload accepts image files only, up to 5 MB.</w:t>
+        <w:t>BR-20: Avatar upload: file required, content type must start with image/, max 5 MB.</w:t>
       </w:r>
     </w:p>
     <w:p>
       <w:r>
-        <w:rPr>
-          <w:b/>
-        </w:rPr>
-        <w:t xml:space="preserve">BR-04: </w:t>
-      </w:r>
-      <w:r>
-        <w:t>When a new avatar is uploaded successfully, the previous avatar file in file storage is deleted.</w:t>
+        <w:t>When a new avatar is uploaded successfully, the previous avatar file in file storage is deleted. (Implementation detail, no dedicated global BR.)</w:t>
       </w:r>
     </w:p>
     <w:p>
       <w:r>
-        <w:rPr>
-          <w:b/>
-        </w:rPr>
-        <w:t xml:space="preserve">BR-05: </w:t>
-      </w:r>
-      <w:r>
-        <w:t>Removing the avatar (setting it to none) is a valid action and results in the default initials avatar, not an error.</w:t>
+        <w:t>Removing the avatar (setting it to none) is a valid action and results in the default initials avatar, not an error. (Implementation detail, no dedicated global BR.)</w:t>
       </w:r>
     </w:p>
     <w:p>
       <w:r>
-        <w:rPr>
-          <w:b/>
-        </w:rPr>
-        <w:t xml:space="preserve">BR-06: </w:t>
-      </w:r>
-      <w:r>
-        <w:t>The avatar upload is independent of the profile field update; one failing does not roll back or block the other.</w:t>
+        <w:t>The avatar upload is independent of the profile field update; one failing does not roll back or block the other. (Implementation detail, no dedicated global BR.)</w:t>
       </w:r>
     </w:p>
     <w:p>
@@ -277,27 +241,99 @@
     </w:p>
     <w:p>
       <w:r>
-        <w:t>fullName empty or blank -&gt; 400 VALIDATION_ERROR.</w:t>
+        <w:t xml:space="preserve">fullName empty or blank -&gt; 400 VALIDATION_ERROR, Display: </w:t>
+      </w:r>
+      <w:r>
+        <w:rPr>
+          <w:b/>
+        </w:rPr>
+        <w:t>MSG02</w:t>
+      </w:r>
+      <w:r>
+        <w:t>.</w:t>
       </w:r>
     </w:p>
     <w:p>
       <w:r>
-        <w:t>The preferences data cannot be serialized (rare) -&gt; 400 INVALID_REQUEST.</w:t>
+        <w:t xml:space="preserve">The preferences data cannot be serialized (rare) -&gt; 400 INVALID_REQUEST, Display: </w:t>
+      </w:r>
+      <w:r>
+        <w:rPr>
+          <w:b/>
+        </w:rPr>
+        <w:t>MSG02</w:t>
+      </w:r>
+      <w:r>
+        <w:t>.</w:t>
       </w:r>
     </w:p>
     <w:p>
       <w:r>
-        <w:t>Avatar upload: no file provided -&gt; 400 NO_FILE_PROVIDED; the content type is not an image -&gt; 400 INVALID_FILE_TYPE; the file exceeds 5 MB -&gt; 400 FILE_TOO_LARGE; the file cannot be read -&gt; 400 UPLOAD_FAILED.</w:t>
+        <w:t xml:space="preserve">Avatar upload: no file provided (BR-20) -&gt; 400 NO_FILE_PROVIDED, Display: </w:t>
+      </w:r>
+      <w:r>
+        <w:rPr>
+          <w:b/>
+        </w:rPr>
+        <w:t>MSG27</w:t>
+      </w:r>
+      <w:r>
+        <w:t xml:space="preserve">; the content type is not an image (BR-20) -&gt; 400 INVALID_FILE_TYPE, Display: </w:t>
+      </w:r>
+      <w:r>
+        <w:rPr>
+          <w:b/>
+        </w:rPr>
+        <w:t>MSG28</w:t>
+      </w:r>
+      <w:r>
+        <w:t xml:space="preserve">; the file exceeds 5 MB (BR-20) -&gt; 400 FILE_TOO_LARGE, Display: </w:t>
+      </w:r>
+      <w:r>
+        <w:rPr>
+          <w:b/>
+        </w:rPr>
+        <w:t>MSG29</w:t>
+      </w:r>
+      <w:r>
+        <w:t xml:space="preserve">; the file cannot be read -&gt; 400 UPLOAD_FAILED, Display: </w:t>
+      </w:r>
+      <w:r>
+        <w:rPr>
+          <w:b/>
+        </w:rPr>
+        <w:t>MSG38</w:t>
+      </w:r>
+      <w:r>
+        <w:t>.</w:t>
       </w:r>
     </w:p>
     <w:p>
       <w:r>
-        <w:t>Missing, expired, or invalid access token -&gt; 401 UNAUTHORIZED.</w:t>
+        <w:t xml:space="preserve">Missing, expired, or invalid access token -&gt; 401 UNAUTHORIZED, Display: </w:t>
+      </w:r>
+      <w:r>
+        <w:rPr>
+          <w:b/>
+        </w:rPr>
+        <w:t>MSG22</w:t>
+      </w:r>
+      <w:r>
+        <w:t>.</w:t>
       </w:r>
     </w:p>
     <w:p>
       <w:r>
-        <w:t>The user record no longer exists (theoretical) -&gt; 404 USER_NOT_FOUND.</w:t>
+        <w:t xml:space="preserve">The user record no longer exists (theoretical) -&gt; 404 USER_NOT_FOUND, Display: </w:t>
+      </w:r>
+      <w:r>
+        <w:rPr>
+          <w:b/>
+        </w:rPr>
+        <w:t>MSG38</w:t>
+      </w:r>
+      <w:r>
+        <w:t>.</w:t>
       </w:r>
     </w:p>
     <w:p>
@@ -331,7 +367,7 @@
     </w:p>
     <w:p>
       <w:r>
-        <w:t>4. The system merges the submitted timezone and notification preferences into the stored preferences data, overwriting only the fields submitted (BR-02).</w:t>
+        <w:t>4. The system merges the submitted timezone and notification preferences into the stored preferences data, overwriting only the fields submitted.</w:t>
       </w:r>
     </w:p>
     <w:p>
@@ -341,7 +377,16 @@
     </w:p>
     <w:p>
       <w:r>
-        <w:t>6. The application shows a success confirmation and refreshes the displayed profile immediately, without a page reload.</w:t>
+        <w:t xml:space="preserve">6. The application shows a success confirmation and refreshes the displayed profile immediately, without a page reload. Toast </w:t>
+      </w:r>
+      <w:r>
+        <w:rPr>
+          <w:b/>
+        </w:rPr>
+        <w:t>MSG26</w:t>
+      </w:r>
+      <w:r>
+        <w:t>.</w:t>
       </w:r>
     </w:p>
     <w:p>
@@ -351,7 +396,16 @@
     </w:p>
     <w:p>
       <w:r>
-        <w:t>8. The system validates the file (BR-03), stores it, deletes the previous avatar file when one exists (BR-04), saves the new avatar reference, and returns the new avatar value.</w:t>
+        <w:t xml:space="preserve">8. The system validates the file (BR-20), stores it, deletes the previous avatar file when one exists, saves the new avatar reference, and returns the new avatar value. Toast </w:t>
+      </w:r>
+      <w:r>
+        <w:rPr>
+          <w:b/>
+        </w:rPr>
+        <w:t>MSG30</w:t>
+      </w:r>
+      <w:r>
+        <w:t>.</w:t>
       </w:r>
     </w:p>
     <w:p>
@@ -361,32 +415,122 @@
     </w:p>
     <w:p>
       <w:r>
-        <w:t>fullName empty or blank -&gt; 400 VALIDATION_ERROR; the form stays open with the error shown.</w:t>
+        <w:t xml:space="preserve">3.a1: The user record no longer exists (theoretical) -&gt; 404 USER_NOT_FOUND, toast </w:t>
+      </w:r>
+      <w:r>
+        <w:rPr>
+          <w:b/>
+        </w:rPr>
+        <w:t>MSG38</w:t>
+      </w:r>
+      <w:r>
+        <w:t>.</w:t>
+      </w:r>
+      <w:r>
+        <w:br/>
+      </w:r>
+      <w:r>
+        <w:t>3.a2: The user is signed out and returned to /login.</w:t>
       </w:r>
     </w:p>
     <w:p>
       <w:r>
-        <w:t>Avatar upload with no file, a non-image type, a file over 5 MB, or an unreadable file -&gt; 400 NO_FILE_PROVIDED / INVALID_FILE_TYPE / FILE_TOO_LARGE / UPLOAD_FAILED.</w:t>
+        <w:t xml:space="preserve">3.b1: fullName submitted empty or blank -&gt; 400 VALIDATION_ERROR, Display: </w:t>
+      </w:r>
+      <w:r>
+        <w:rPr>
+          <w:b/>
+        </w:rPr>
+        <w:t>MSG02</w:t>
+      </w:r>
+      <w:r>
+        <w:t>.</w:t>
+      </w:r>
+      <w:r>
+        <w:br/>
+      </w:r>
+      <w:r>
+        <w:t>3.b2: The form stays open with the error shown; the user re-enters a full name and saves again.</w:t>
       </w:r>
     </w:p>
     <w:p>
       <w:r>
-        <w:t>Preferences data cannot be serialized -&gt; 400 INVALID_REQUEST.</w:t>
+        <w:t xml:space="preserve">4.a1: The preferences data cannot be serialized (rare) -&gt; 400 INVALID_REQUEST, Display: </w:t>
+      </w:r>
+      <w:r>
+        <w:rPr>
+          <w:b/>
+        </w:rPr>
+        <w:t>MSG02</w:t>
+      </w:r>
+      <w:r>
+        <w:t>.</w:t>
+      </w:r>
+      <w:r>
+        <w:br/>
+      </w:r>
+      <w:r>
+        <w:t>4.a2: The form stays open; the user retries Save.</w:t>
       </w:r>
     </w:p>
     <w:p>
       <w:r>
-        <w:t>User record no longer exists -&gt; 404 USER_NOT_FOUND.</w:t>
+        <w:t xml:space="preserve">8.a1: No file is provided for the avatar upload (BR-20) -&gt; 400 NO_FILE_PROVIDED, Display: </w:t>
+      </w:r>
+      <w:r>
+        <w:rPr>
+          <w:b/>
+        </w:rPr>
+        <w:t>MSG27</w:t>
+      </w:r>
+      <w:r>
+        <w:t>.</w:t>
+      </w:r>
+      <w:r>
+        <w:br/>
+      </w:r>
+      <w:r>
+        <w:t>8.a2: The user selects a file and submits again.</w:t>
       </w:r>
     </w:p>
     <w:p>
       <w:r>
-        <w:t>Missing, expired, or invalid access token -&gt; 401 UNAUTHORIZED.</w:t>
+        <w:t xml:space="preserve">8.b1: The selected file's content type is not an image (BR-20) -&gt; 400 INVALID_FILE_TYPE, Display: </w:t>
+      </w:r>
+      <w:r>
+        <w:rPr>
+          <w:b/>
+        </w:rPr>
+        <w:t>MSG28</w:t>
+      </w:r>
+      <w:r>
+        <w:t>.</w:t>
+      </w:r>
+      <w:r>
+        <w:br/>
+      </w:r>
+      <w:r>
+        <w:t>8.b2: The user selects an image file and submits again.</w:t>
       </w:r>
     </w:p>
     <w:p>
       <w:r>
-        <w:t>The avatar is removed instead of replaced -&gt; the default initials avatar is shown, with no error (BR-05).</w:t>
+        <w:t xml:space="preserve">8.c1: The selected file exceeds 5 MB (BR-20) -&gt; 400 FILE_TOO_LARGE, Display: </w:t>
+      </w:r>
+      <w:r>
+        <w:rPr>
+          <w:b/>
+        </w:rPr>
+        <w:t>MSG29</w:t>
+      </w:r>
+      <w:r>
+        <w:t>.</w:t>
+      </w:r>
+      <w:r>
+        <w:br/>
+      </w:r>
+      <w:r>
+        <w:t>8.c2: The user selects a smaller image and submits again.</w:t>
       </w:r>
     </w:p>
     <w:p>
